--- a/Methods/Topic Introduction and Diversity.docx
+++ b/Methods/Topic Introduction and Diversity.docx
@@ -366,7 +366,16 @@
           <w:sz w:val="30"/>
           <w:szCs w:val="30"/>
         </w:rPr>
-        <w:t>A countries topic introduction score was then the sum of 1/len(document[“parties”]), for each topic introducing document they were a co-author of.</w:t>
+        <w:t>A countries topic introduction score was t</w:t>
+      </w:r>
+      <w:r>
+        <w:rPr>
+          <w:b w:val="false"/>
+          <w:bCs w:val="false"/>
+          <w:sz w:val="30"/>
+          <w:szCs w:val="30"/>
+        </w:rPr>
+        <w:t>hen the number of topic-introducing doucments they were a collaborator on.</w:t>
       </w:r>
     </w:p>
     <w:p>
